--- a/docs/entrevistas/Entrevista J54.docx
+++ b/docs/entrevistas/Entrevista J54.docx
@@ -18,7 +18,7 @@
           <w:szCs w:val="26"/>
           <w:rtl w:val="0"/>
         </w:rPr>
-        <w:t xml:space="preserve">J.54</w:t>
+        <w:t>J.54</w:t>
       </w:r>
       <w:r>
         <w:rPr>
@@ -39,7 +39,7 @@
         <w:rPr>
           <w:rtl w:val="0"/>
         </w:rPr>
-        <w:t xml:space="preserve">Cuéntame cómo es un día normal tuyo.</w:t>
+        <w:t>Cuéntame cómo es un día normal tuyo.</w:t>
       </w:r>
     </w:p>
     <w:p>
@@ -55,7 +55,7 @@
         <w:rPr>
           <w:rtl w:val="0"/>
         </w:rPr>
-        <w:t xml:space="preserve">¿Desde cuándo estás en esto?</w:t>
+        <w:t>¿Desde cuándo estás en esto?</w:t>
       </w:r>
     </w:p>
     <w:p>
@@ -71,7 +71,7 @@
         <w:rPr>
           <w:rtl w:val="0"/>
         </w:rPr>
-        <w:t xml:space="preserve">¿Hay alguien más que ayude? ¿Cómo se reparten?</w:t>
+        <w:t>¿Hay alguien más que ayude? ¿Cómo se reparten?</w:t>
       </w:r>
     </w:p>
     <w:p>
@@ -101,7 +101,7 @@
           <w:bCs w:val="1"/>
           <w:rtl w:val="0"/>
         </w:rPr>
-        <w:t xml:space="preserve">R1:</w:t>
+        <w:t>R1:</w:t>
       </w:r>
       <w:r>
         <w:rPr>
@@ -125,7 +125,7 @@
           <w:bCs w:val="1"/>
           <w:rtl w:val="0"/>
         </w:rPr>
-        <w:t xml:space="preserve">R2:</w:t>
+        <w:t>R2:</w:t>
       </w:r>
       <w:r>
         <w:rPr>
@@ -149,7 +149,7 @@
           <w:bCs w:val="1"/>
           <w:rtl w:val="0"/>
         </w:rPr>
-        <w:t xml:space="preserve">R3:</w:t>
+        <w:t>R3:</w:t>
       </w:r>
       <w:r>
         <w:rPr>
@@ -164,7 +164,7 @@
           <w:iCs w:val="1"/>
           <w:rtl w:val="0"/>
         </w:rPr>
-        <w:t xml:space="preserve">Hallazgo: Existe un cuidado interdependiente muy marcado. El padre asume el rol principal de día (con costo de oportunidad laboral) y la hija cubre los turnos complementarios por su trabajo.</w:t>
+        <w:t>Hallazgo: Existe un cuidado interdependiente muy marcado. El padre asume el rol principal de día (con costo de oportunidad laboral) y la hija cubre los turnos complementarios por su trabajo.</w:t>
       </w:r>
     </w:p>
     <w:p>
@@ -195,7 +195,7 @@
         <w:rPr>
           <w:rtl w:val="0"/>
         </w:rPr>
-        <w:t xml:space="preserve">¿Cuándo fue la última vez que se te acabó algo que necesitabas sí o sí? ¿Qué pasó ese día?</w:t>
+        <w:t>¿Cuándo fue la última vez que se te acabó algo que necesitabas sí o sí? ¿Qué pasó ese día?</w:t>
       </w:r>
     </w:p>
     <w:p>
@@ -211,7 +211,7 @@
         <w:rPr>
           <w:rtl w:val="0"/>
         </w:rPr>
-        <w:t xml:space="preserve">¿Cómo te diste cuenta de que se estaba acabando?</w:t>
+        <w:t>¿Cómo te diste cuenta de que se estaba acabando?</w:t>
       </w:r>
     </w:p>
     <w:p>
@@ -227,7 +227,7 @@
         <w:rPr>
           <w:rtl w:val="0"/>
         </w:rPr>
-        <w:t xml:space="preserve">¿Qué hiciste? ¿Quién fue a comprar?</w:t>
+        <w:t>¿Qué hiciste? ¿Quién fue a comprar?</w:t>
       </w:r>
     </w:p>
     <w:p>
@@ -243,7 +243,7 @@
         <w:rPr>
           <w:rtl w:val="0"/>
         </w:rPr>
-        <w:t xml:space="preserve">¿Cuánto te costó eso en tiempo, o en plata si tuviste que comprar más caro?</w:t>
+        <w:t>¿Cuánto te costó eso en tiempo, o en plata si tuviste que comprar más caro?</w:t>
       </w:r>
     </w:p>
     <w:p>
@@ -259,7 +259,7 @@
         <w:rPr>
           <w:rtl w:val="0"/>
         </w:rPr>
-        <w:t xml:space="preserve">¿Con qué frecuencia te pasa algo así?</w:t>
+        <w:t>¿Con qué frecuencia te pasa algo así?</w:t>
       </w:r>
     </w:p>
     <w:p>
@@ -275,7 +275,7 @@
         <w:rPr>
           <w:rtl w:val="0"/>
         </w:rPr>
-        <w:t xml:space="preserve">¿Llevas alguna cuenta de cuánto te dura cada cosa? ¿Cómo?</w:t>
+        <w:t>¿Llevas alguna cuenta de cuánto te dura cada cosa? ¿Cómo?</w:t>
       </w:r>
     </w:p>
     <w:p>
@@ -305,7 +305,7 @@
           <w:bCs w:val="1"/>
           <w:rtl w:val="0"/>
         </w:rPr>
-        <w:t xml:space="preserve">R4:</w:t>
+        <w:t>R4:</w:t>
       </w:r>
       <w:r>
         <w:rPr>
@@ -329,7 +329,7 @@
           <w:bCs w:val="1"/>
           <w:rtl w:val="0"/>
         </w:rPr>
-        <w:t xml:space="preserve">R5:</w:t>
+        <w:t>R5:</w:t>
       </w:r>
       <w:r>
         <w:rPr>
@@ -344,7 +344,7 @@
           <w:iCs w:val="1"/>
           <w:rtl w:val="0"/>
         </w:rPr>
-        <w:t xml:space="preserve">Detección netamente visual y tardía.</w:t>
+        <w:t>Detección netamente visual y tardía.</w:t>
       </w:r>
     </w:p>
     <w:p>
@@ -362,7 +362,7 @@
           <w:bCs w:val="1"/>
           <w:rtl w:val="0"/>
         </w:rPr>
-        <w:t xml:space="preserve">R6:</w:t>
+        <w:t>R6:</w:t>
       </w:r>
       <w:r>
         <w:rPr>
@@ -386,7 +386,7 @@
           <w:bCs w:val="1"/>
           <w:rtl w:val="0"/>
         </w:rPr>
-        <w:t xml:space="preserve">R7:</w:t>
+        <w:t>R7:</w:t>
       </w:r>
       <w:r>
         <w:rPr>
@@ -398,7 +398,7 @@
         <w:rPr>
           <w:rtl w:val="0"/>
         </w:rPr>
-        <w:t xml:space="preserve">mas</w:t>
+        <w:t>mas</w:t>
       </w:r>
       <w:r>
         <w:rPr>
@@ -410,7 +410,7 @@
         <w:rPr>
           <w:rtl w:val="0"/>
         </w:rPr>
-        <w:t xml:space="preserve">comprábamos</w:t>
+        <w:t>comprábamos</w:t>
       </w:r>
       <w:r>
         <w:rPr>
@@ -434,7 +434,7 @@
           <w:bCs w:val="1"/>
           <w:rtl w:val="0"/>
         </w:rPr>
-        <w:t xml:space="preserve">R8:</w:t>
+        <w:t>R8:</w:t>
       </w:r>
       <w:r>
         <w:rPr>
@@ -458,7 +458,7 @@
           <w:bCs w:val="1"/>
           <w:rtl w:val="0"/>
         </w:rPr>
-        <w:t xml:space="preserve">R9:</w:t>
+        <w:t>R9:</w:t>
       </w:r>
       <w:r>
         <w:rPr>
@@ -470,7 +470,7 @@
         <w:rPr>
           <w:rtl w:val="0"/>
         </w:rPr>
-        <w:t xml:space="preserve">General</w:t>
+        <w:t>General</w:t>
       </w:r>
       <w:r>
         <w:rPr>
@@ -485,7 +485,7 @@
           <w:iCs w:val="1"/>
           <w:rtl w:val="0"/>
         </w:rPr>
-        <w:t xml:space="preserve">Hallazgo: El método visual de inventario falla por la doble presencia (trabajo/cuidado). Los quiebres generan un costo directo comprobado en tiempo (2 horas) y dinero.</w:t>
+        <w:t>Hallazgo: El método visual de inventario falla por la doble presencia (trabajo/cuidado). Los quiebres generan un costo directo comprobado en tiempo (2 horas) y dinero.</w:t>
       </w:r>
     </w:p>
     <w:p>
@@ -501,7 +501,7 @@
         <w:rPr>
           <w:rtl w:val="0"/>
         </w:rPr>
-        <w:t xml:space="preserve">¿Cuándo fue la última vez que otra persona tuvo que hacerse cargo, aunque fueran unas horas?</w:t>
+        <w:t>¿Cuándo fue la última vez que otra persona tuvo que hacerse cargo, aunque fueran unas horas?</w:t>
       </w:r>
     </w:p>
     <w:p>
@@ -517,7 +517,7 @@
         <w:rPr>
           <w:rtl w:val="0"/>
         </w:rPr>
-        <w:t xml:space="preserve">¿Cómo le explicaste lo que había que hacer?</w:t>
+        <w:t>¿Cómo le explicaste lo que había que hacer?</w:t>
       </w:r>
     </w:p>
     <w:p>
@@ -533,7 +533,7 @@
         <w:rPr>
           <w:rtl w:val="0"/>
         </w:rPr>
-        <w:t xml:space="preserve">¿Cuánto te tomó explicarle?</w:t>
+        <w:t>¿Cuánto te tomó explicarle?</w:t>
       </w:r>
     </w:p>
     <w:p>
@@ -549,7 +549,7 @@
         <w:rPr>
           <w:rtl w:val="0"/>
         </w:rPr>
-        <w:t xml:space="preserve">¿Algo salió distinto de lo que esperabas?</w:t>
+        <w:t>¿Algo salió distinto de lo que esperabas?</w:t>
       </w:r>
     </w:p>
     <w:p>
@@ -565,7 +565,7 @@
         <w:rPr>
           <w:rtl w:val="0"/>
         </w:rPr>
-        <w:t xml:space="preserve">¿Hay cosas que te cuesta explicar, o que solo sabes tú?</w:t>
+        <w:t>¿Hay cosas que te cuesta explicar, o que solo sabes tú?</w:t>
       </w:r>
     </w:p>
     <w:p>
@@ -581,7 +581,7 @@
         <w:rPr>
           <w:rtl w:val="0"/>
         </w:rPr>
-        <w:t xml:space="preserve">¿Alguna vez no pudiste salir porque no había a quién dejar, o porque explicarle iba a ser mucho trabajo?</w:t>
+        <w:t>¿Alguna vez no pudiste salir porque no había a quién dejar, o porque explicarle iba a ser mucho trabajo?</w:t>
       </w:r>
     </w:p>
     <w:p>
@@ -597,7 +597,7 @@
         <w:rPr>
           <w:rtl w:val="0"/>
         </w:rPr>
-        <w:t xml:space="preserve">¿Tienes algo escrito de todo esto? (Si sí: pedir verlo, con permiso.)</w:t>
+        <w:t>¿Tienes algo escrito de todo esto? (Si sí: pedir verlo, con permiso.)</w:t>
       </w:r>
     </w:p>
     <w:p>
@@ -627,7 +627,7 @@
           <w:bCs w:val="1"/>
           <w:rtl w:val="0"/>
         </w:rPr>
-        <w:t xml:space="preserve">R10:</w:t>
+        <w:t>R10:</w:t>
       </w:r>
       <w:r>
         <w:rPr>
@@ -651,7 +651,7 @@
           <w:bCs w:val="1"/>
           <w:rtl w:val="0"/>
         </w:rPr>
-        <w:t xml:space="preserve">R11:</w:t>
+        <w:t>R11:</w:t>
       </w:r>
       <w:r>
         <w:rPr>
@@ -675,7 +675,7 @@
           <w:bCs w:val="1"/>
           <w:rtl w:val="0"/>
         </w:rPr>
-        <w:t xml:space="preserve">R12:</w:t>
+        <w:t>R12:</w:t>
       </w:r>
       <w:r>
         <w:rPr>
@@ -699,7 +699,7 @@
           <w:bCs w:val="1"/>
           <w:rtl w:val="0"/>
         </w:rPr>
-        <w:t xml:space="preserve">R13:</w:t>
+        <w:t>R13:</w:t>
       </w:r>
       <w:r>
         <w:rPr>
@@ -723,7 +723,7 @@
           <w:bCs w:val="1"/>
           <w:rtl w:val="0"/>
         </w:rPr>
-        <w:t xml:space="preserve">R14:</w:t>
+        <w:t>R14:</w:t>
       </w:r>
       <w:r>
         <w:rPr>
@@ -747,7 +747,7 @@
           <w:bCs w:val="1"/>
           <w:rtl w:val="0"/>
         </w:rPr>
-        <w:t xml:space="preserve">R15:</w:t>
+        <w:t>R15:</w:t>
       </w:r>
       <w:r>
         <w:rPr>
@@ -762,7 +762,7 @@
           <w:iCs w:val="1"/>
           <w:rtl w:val="0"/>
         </w:rPr>
-        <w:t xml:space="preserve">El cuidado afecta directamente el presentismo laboral y los planes personales.</w:t>
+        <w:t>El cuidado afecta directamente el presentismo laboral y los planes personales.</w:t>
       </w:r>
     </w:p>
     <w:p>
@@ -780,7 +780,7 @@
           <w:bCs w:val="1"/>
           <w:rtl w:val="0"/>
         </w:rPr>
-        <w:t xml:space="preserve">R16:</w:t>
+        <w:t>R16:</w:t>
       </w:r>
       <w:r>
         <w:rPr>
@@ -820,7 +820,7 @@
         <w:rPr>
           <w:rtl w:val="0"/>
         </w:rPr>
-        <w:t xml:space="preserve">entiendes</w:t>
+        <w:t>entiendes</w:t>
       </w:r>
       <w:r>
         <w:rPr>
@@ -832,7 +832,7 @@
         <w:rPr>
           <w:rtl w:val="0"/>
         </w:rPr>
-        <w:t xml:space="preserve">que</w:t>
+        <w:t>que</w:t>
       </w:r>
       <w:r>
         <w:rPr>
@@ -854,7 +854,7 @@
         <w:rPr>
           <w:rtl w:val="0"/>
         </w:rPr>
-        <w:t xml:space="preserve">(Mostrar las ocho preguntas.) Si tuvieras que responder estas ocho preguntas ahora, ¿lo harías?</w:t>
+        <w:t>(Mostrar las ocho preguntas.) Si tuvieras que responder estas ocho preguntas ahora, ¿lo harías?</w:t>
       </w:r>
     </w:p>
     <w:p>
@@ -870,7 +870,7 @@
         <w:rPr>
           <w:rtl w:val="0"/>
         </w:rPr>
-        <w:t xml:space="preserve">Hagámoslo. (Responde tres de verdad, cronometrar.)</w:t>
+        <w:t>Hagámoslo. (Responde tres de verdad, cronometrar.)</w:t>
       </w:r>
     </w:p>
     <w:p>
@@ -886,7 +886,7 @@
         <w:rPr>
           <w:rtl w:val="0"/>
         </w:rPr>
-        <w:t xml:space="preserve">¿Cómo se sintió? ¿Muy largo, muy corto, muy invasivo?</w:t>
+        <w:t>¿Cómo se sintió? ¿Muy largo, muy corto, muy invasivo?</w:t>
       </w:r>
     </w:p>
     <w:p>
@@ -902,7 +902,7 @@
         <w:rPr>
           <w:rtl w:val="0"/>
         </w:rPr>
-        <w:t xml:space="preserve">¿Hay algo de esto que no querrías dejar escrito?</w:t>
+        <w:t>¿Hay algo de esto que no querrías dejar escrito?</w:t>
       </w:r>
     </w:p>
     <w:p>
@@ -918,7 +918,7 @@
         <w:rPr>
           <w:rtl w:val="0"/>
         </w:rPr>
-        <w:t xml:space="preserve">¿A quién le mandarías este enlace? (Mostrar la pantalla de compartir.)</w:t>
+        <w:t>¿A quién le mandarías este enlace? (Mostrar la pantalla de compartir.)</w:t>
       </w:r>
     </w:p>
     <w:p>
@@ -940,7 +940,7 @@
         <w:rPr>
           <w:rtl w:val="0"/>
         </w:rPr>
-        <w:t xml:space="preserve">mirarías</w:t>
+        <w:t>mirarías</w:t>
       </w:r>
       <w:r>
         <w:rPr>
@@ -976,7 +976,7 @@
           <w:bCs w:val="1"/>
           <w:rtl w:val="0"/>
         </w:rPr>
-        <w:t xml:space="preserve">R17:</w:t>
+        <w:t>R17:</w:t>
       </w:r>
       <w:r>
         <w:rPr>
@@ -988,7 +988,7 @@
         <w:rPr>
           <w:rtl w:val="0"/>
         </w:rPr>
-        <w:t xml:space="preserve">mando</w:t>
+        <w:t>mando</w:t>
       </w:r>
       <w:r>
         <w:rPr>
@@ -1012,7 +1012,7 @@
           <w:bCs w:val="1"/>
           <w:rtl w:val="0"/>
         </w:rPr>
-        <w:t xml:space="preserve">R18:</w:t>
+        <w:t>R18:</w:t>
       </w:r>
       <w:r>
         <w:rPr>
@@ -1036,7 +1036,7 @@
           <w:bCs w:val="1"/>
           <w:rtl w:val="0"/>
         </w:rPr>
-        <w:t xml:space="preserve">R19:</w:t>
+        <w:t>R19:</w:t>
       </w:r>
       <w:r>
         <w:rPr>
@@ -1060,7 +1060,7 @@
           <w:bCs w:val="1"/>
           <w:rtl w:val="0"/>
         </w:rPr>
-        <w:t xml:space="preserve">R20:</w:t>
+        <w:t>R20:</w:t>
       </w:r>
       <w:r>
         <w:rPr>
@@ -1084,7 +1084,7 @@
           <w:bCs w:val="1"/>
           <w:rtl w:val="0"/>
         </w:rPr>
-        <w:t xml:space="preserve">R21:</w:t>
+        <w:t>R21:</w:t>
       </w:r>
       <w:r>
         <w:rPr>
@@ -1108,7 +1108,7 @@
           <w:bCs w:val="1"/>
           <w:rtl w:val="0"/>
         </w:rPr>
-        <w:t xml:space="preserve">R22:</w:t>
+        <w:t>R22:</w:t>
       </w:r>
       <w:r>
         <w:rPr>
@@ -1132,7 +1132,7 @@
           <w:bCs w:val="1"/>
           <w:rtl w:val="0"/>
         </w:rPr>
-        <w:t xml:space="preserve">R23:</w:t>
+        <w:t>R23:</w:t>
       </w:r>
       <w:r>
         <w:rPr>
@@ -1166,7 +1166,7 @@
         <w:rPr>
           <w:rtl w:val="0"/>
         </w:rPr>
-        <w:t xml:space="preserve">Pensando en pañales, toallitas, cremas, suplementos y todo lo del cuidado: ¿cuánto se va al mes en eso, entre todos?</w:t>
+        <w:t>Pensando en pañales, toallitas, cremas, suplementos y todo lo del cuidado: ¿cuánto se va al mes en eso, entre todos?</w:t>
       </w:r>
     </w:p>
     <w:p>
@@ -1182,13 +1182,13 @@
         <w:rPr>
           <w:rtl w:val="0"/>
         </w:rPr>
-        <w:t xml:space="preserve">¿</w:t>
-      </w:r>
-      <w:r>
-        <w:rPr>
-          <w:rtl w:val="0"/>
-        </w:rPr>
-        <w:t xml:space="preserve">Cada cuánto</w:t>
+        <w:t>¿</w:t>
+      </w:r>
+      <w:r>
+        <w:rPr>
+          <w:rtl w:val="0"/>
+        </w:rPr>
+        <w:t>Cada cuánto</w:t>
       </w:r>
       <w:r>
         <w:rPr>
@@ -1210,7 +1210,7 @@
         <w:rPr>
           <w:rtl w:val="0"/>
         </w:rPr>
-        <w:t xml:space="preserve">¿Dónde compran hoy? ¿Van al local, mandan a alguien, o lo piden por aplicación?</w:t>
+        <w:t>¿Dónde compran hoy? ¿Van al local, mandan a alguien, o lo piden por aplicación?</w:t>
       </w:r>
     </w:p>
     <w:p>
@@ -1226,7 +1226,7 @@
         <w:rPr>
           <w:rtl w:val="0"/>
         </w:rPr>
-        <w:t xml:space="preserve">¿Reciben pañales o insumos del consultorio, del municipio o de alguna fundación?</w:t>
+        <w:t>¿Reciben pañales o insumos del consultorio, del municipio o de alguna fundación?</w:t>
       </w:r>
     </w:p>
     <w:p>
@@ -1256,7 +1256,7 @@
           <w:bCs w:val="1"/>
           <w:rtl w:val="0"/>
         </w:rPr>
-        <w:t xml:space="preserve">R24:</w:t>
+        <w:t>R24:</w:t>
       </w:r>
       <w:r>
         <w:rPr>
@@ -1280,7 +1280,7 @@
           <w:bCs w:val="1"/>
           <w:rtl w:val="0"/>
         </w:rPr>
-        <w:t xml:space="preserve">R25:</w:t>
+        <w:t>R25:</w:t>
       </w:r>
       <w:r>
         <w:rPr>
@@ -1304,7 +1304,7 @@
           <w:bCs w:val="1"/>
           <w:rtl w:val="0"/>
         </w:rPr>
-        <w:t xml:space="preserve">R26:</w:t>
+        <w:t>R26:</w:t>
       </w:r>
       <w:r>
         <w:rPr>
@@ -1328,7 +1328,7 @@
           <w:bCs w:val="1"/>
           <w:rtl w:val="0"/>
         </w:rPr>
-        <w:t xml:space="preserve">R27:</w:t>
+        <w:t>R27:</w:t>
       </w:r>
       <w:r>
         <w:rPr>
@@ -1336,7 +1336,7 @@
           <w:rtl w:val="0"/>
         </w:rPr>
         <w:t xml:space="preserve"> "Nos entregan una cantidad en el consultorio por el programa, pero no es suficiente porque ella es totalmente dependiente, así que debemos comprar para complementar."</w:t>
-        <w:br w:type="textWrapping"/>
+        <w:br/>
         <w:t xml:space="preserve">→ </w:t>
       </w:r>
       <w:r>
@@ -1345,7 +1345,7 @@
           <w:iCs w:val="1"/>
           <w:rtl w:val="0"/>
         </w:rPr>
-        <w:t xml:space="preserve">Hallazgo: Existe un gasto logístico importante. El quiebre les afecta el bolsillo por perder el precio de distribuidora.</w:t>
+        <w:t>Hallazgo: Existe un gasto logístico importante. El quiebre les afecta el bolsillo por perder el precio de distribuidora.</w:t>
       </w:r>
     </w:p>
     <w:p>
@@ -1376,7 +1376,7 @@
         <w:rPr>
           <w:rtl w:val="0"/>
         </w:rPr>
-        <w:t xml:space="preserve">Del gasto mensual de cuidado, ¿quién pone qué?</w:t>
+        <w:t>Del gasto mensual de cuidado, ¿quién pone qué?</w:t>
       </w:r>
     </w:p>
     <w:p>
@@ -1392,7 +1392,7 @@
         <w:rPr>
           <w:rtl w:val="0"/>
         </w:rPr>
-        <w:t xml:space="preserve">¿Cómo se coordinan? ¿Alguien lleva la cuenta? ¿Ha habido problemas con eso?</w:t>
+        <w:t>¿Cómo se coordinan? ¿Alguien lleva la cuenta? ¿Ha habido problemas con eso?</w:t>
       </w:r>
     </w:p>
     <w:p>
@@ -1408,7 +1408,7 @@
         <w:rPr>
           <w:rtl w:val="0"/>
         </w:rPr>
-        <w:t xml:space="preserve">¿Has pagado alguna vez por algo que te facilite el cuidado? ¿Qué, y cuánto?</w:t>
+        <w:t>¿Has pagado alguna vez por algo que te facilite el cuidado? ¿Qué, y cuánto?</w:t>
       </w:r>
     </w:p>
     <w:p>
@@ -1424,7 +1424,7 @@
         <w:rPr>
           <w:rtl w:val="0"/>
         </w:rPr>
-        <w:t xml:space="preserve">(Hipotética, se pondera menos.) Si esto costara $5.990 al mes, ¿lo pagarías? ¿Y $9.990?</w:t>
+        <w:t>(Hipotética, se pondera menos.) Si esto costara $5.990 al mes, ¿lo pagarías? ¿Y $9.990?</w:t>
       </w:r>
     </w:p>
     <w:p>
@@ -1440,7 +1440,7 @@
         <w:rPr>
           <w:rtl w:val="0"/>
         </w:rPr>
-        <w:t xml:space="preserve">Y si la familia decidiera pagarlo, ¿quién lo pondría? ¿Tú, o alguno de los que aporta plata pero no está en el día a día?</w:t>
+        <w:t>Y si la familia decidiera pagarlo, ¿quién lo pondría? ¿Tú, o alguno de los que aporta plata pero no está en el día a día?</w:t>
       </w:r>
     </w:p>
     <w:p>
@@ -1456,7 +1456,7 @@
         <w:rPr>
           <w:rtl w:val="0"/>
         </w:rPr>
-        <w:t xml:space="preserve">¿Qué tendría que hacer para que valiera la pena pagarlo?</w:t>
+        <w:t>¿Qué tendría que hacer para que valiera la pena pagarlo?</w:t>
       </w:r>
     </w:p>
     <w:p>
@@ -1486,7 +1486,7 @@
           <w:bCs w:val="1"/>
           <w:rtl w:val="0"/>
         </w:rPr>
-        <w:t xml:space="preserve">R28:</w:t>
+        <w:t>R28:</w:t>
       </w:r>
       <w:r>
         <w:rPr>
@@ -1510,7 +1510,7 @@
           <w:bCs w:val="1"/>
           <w:rtl w:val="0"/>
         </w:rPr>
-        <w:t xml:space="preserve">R29:</w:t>
+        <w:t>R29:</w:t>
       </w:r>
       <w:r>
         <w:rPr>
@@ -1534,7 +1534,7 @@
           <w:bCs w:val="1"/>
           <w:rtl w:val="0"/>
         </w:rPr>
-        <w:t xml:space="preserve">R30:</w:t>
+        <w:t>R30:</w:t>
       </w:r>
       <w:r>
         <w:rPr>
@@ -1558,7 +1558,7 @@
           <w:bCs w:val="1"/>
           <w:rtl w:val="0"/>
         </w:rPr>
-        <w:t xml:space="preserve">R31:</w:t>
+        <w:t>R31:</w:t>
       </w:r>
       <w:r>
         <w:rPr>
@@ -1582,7 +1582,7 @@
           <w:bCs w:val="1"/>
           <w:rtl w:val="0"/>
         </w:rPr>
-        <w:t xml:space="preserve">R32:</w:t>
+        <w:t>R32:</w:t>
       </w:r>
       <w:r>
         <w:rPr>
@@ -1606,7 +1606,7 @@
           <w:bCs w:val="1"/>
           <w:rtl w:val="0"/>
         </w:rPr>
-        <w:t xml:space="preserve">R33:</w:t>
+        <w:t>R33:</w:t>
       </w:r>
       <w:r>
         <w:rPr>
@@ -1640,7 +1640,7 @@
         <w:rPr>
           <w:rtl w:val="0"/>
         </w:rPr>
-        <w:t xml:space="preserve">¿Cómo llegaste a este grupo, o a quien te puso en contacto conmigo? Y cuando necesitas algo del cuidado y no sabes qué hacer, ¿a quién le preguntas?</w:t>
+        <w:t>¿Cómo llegaste a este grupo, o a quien te puso en contacto conmigo? Y cuando necesitas algo del cuidado y no sabes qué hacer, ¿a quién le preguntas?</w:t>
       </w:r>
     </w:p>
     <w:p>
@@ -1656,7 +1656,7 @@
         <w:rPr>
           <w:rtl w:val="0"/>
         </w:rPr>
-        <w:t xml:space="preserve">Si pudieras arreglar una sola cosa de tu día a día, ¿cuál sería?</w:t>
+        <w:t>Si pudieras arreglar una sola cosa de tu día a día, ¿cuál sería?</w:t>
       </w:r>
     </w:p>
     <w:p>
@@ -1672,7 +1672,7 @@
         <w:rPr>
           <w:rtl w:val="0"/>
         </w:rPr>
-        <w:t xml:space="preserve">¿Hay algo que no te pregunté y que debería haber preguntado? ¿Conoces a alguien más en tu situación?</w:t>
+        <w:t>¿Hay algo que no te pregunté y que debería haber preguntado? ¿Conoces a alguien más en tu situación?</w:t>
       </w:r>
     </w:p>
     <w:p>
@@ -1702,13 +1702,13 @@
           <w:bCs w:val="1"/>
           <w:rtl w:val="0"/>
         </w:rPr>
-        <w:t xml:space="preserve">R34:</w:t>
-      </w:r>
-      <w:r>
-        <w:rPr>
-          <w:rtl w:val="0"/>
-        </w:rPr>
-        <w:t xml:space="preserve"> Martin es fue mi compañero de trabajo y el me contacto</w:t>
+        <w:t>R34:</w:t>
+      </w:r>
+      <w:r>
+        <w:rPr>
+          <w:rtl w:val="0"/>
+        </w:rPr>
+        <w:t xml:space="preserve"> Fue compañera de trabajo de un integrante del equipo, que la contactó.</w:t>
       </w:r>
     </w:p>
     <w:p>
@@ -1726,7 +1726,7 @@
           <w:bCs w:val="1"/>
           <w:rtl w:val="0"/>
         </w:rPr>
-        <w:t xml:space="preserve">R35:</w:t>
+        <w:t>R35:</w:t>
       </w:r>
       <w:r>
         <w:rPr>
@@ -1750,7 +1750,7 @@
           <w:bCs w:val="1"/>
           <w:rtl w:val="0"/>
         </w:rPr>
-        <w:t xml:space="preserve">R36:</w:t>
+        <w:t>R36:</w:t>
       </w:r>
       <w:r>
         <w:rPr>
@@ -1782,7 +1782,7 @@
           <w:bCs w:val="1"/>
           <w:rtl w:val="0"/>
         </w:rPr>
-        <w:t xml:space="preserve">Ficha</w:t>
+        <w:t>Ficha</w:t>
       </w:r>
       <w:r>
         <w:rPr>
@@ -1938,7 +1938,7 @@
         <w:rPr>
           <w:rtl w:val="0"/>
         </w:rPr>
-        <w:t xml:space="preserve">hay emergencia</w:t>
+        <w:t>hay emergencia</w:t>
       </w:r>
       <w:r>
         <w:rPr>
@@ -1980,7 +1980,7 @@
         <w:rPr>
           <w:rtl w:val="0"/>
         </w:rPr>
-        <w:t xml:space="preserve">· Cómo se llegó a esta persona: Martin fue compañero de donde trabajaba</w:t>
+        <w:t>· Cómo se llegó a esta persona: excompañera de trabajo de un integrante del equipo.</w:t>
       </w:r>
     </w:p>
     <w:p>
